--- a/hin/docx/19.content.docx
+++ b/hin/docx/19.content.docx
@@ -163,13 +163,6 @@
         <w:rPr>
           <w:lang w:val="hi_IN" w:bidi="hi_IN"/>
         </w:rPr>
-      </w:r>
-      <w:r>
-        <w:rPr>
-          <w:i/>
-          <w:lang w:val="hi_IN" w:bidi="hi_IN"/>
-        </w:rPr>
-        <w:t>भजन संहिता 3:1</w:t>
       </w:r>
       <w:r>
         <w:rPr>

--- a/hin/docx/19.content.docx
+++ b/hin/docx/19.content.docx
@@ -150,19 +150,6 @@
           <w:lang w:val="hi_IN" w:bidi="hi_IN"/>
         </w:rPr>
         <w:t>PSA</w:t>
-      </w:r>
-      <w:r>
-        <w:rPr>
-          <w:lang w:val="hi_IN" w:bidi="hi_IN"/>
-        </w:rPr>
-      </w:r>
-    </w:p>
-    <w:p>
-      <w:pPr/>
-      <w:r>
-        <w:rPr>
-          <w:lang w:val="hi_IN" w:bidi="hi_IN"/>
-        </w:rPr>
       </w:r>
       <w:r>
         <w:rPr>

--- a/hin/docx/19.content.docx
+++ b/hin/docx/19.content.docx
@@ -19,7 +19,7 @@
         <w:rPr>
           <w:lang w:val="hi_IN" w:bidi="hi_IN"/>
         </w:rPr>
-        <w:t>Resource: अध्ययन नोट्स (टिंडेल)</w:t>
+        <w:t>Resource: Tyndale Open Study Notes</w:t>
       </w:r>
       <w:r>
         <w:rPr>
@@ -112,7 +112,7 @@
         <w:rPr>
           <w:lang w:val="hi_IN" w:bidi="hi_IN"/>
         </w:rPr>
-        <w:t>अध्ययन नोट्स (टिंडेल)</w:t>
+        <w:t>Tyndale Open Study Notes</w:t>
       </w:r>
     </w:p>
     <w:p>

--- a/hin/docx/19.content.docx
+++ b/hin/docx/19.content.docx
@@ -286,6 +286,270 @@
           <w:lang w:val="hi_IN" w:bidi="hi_IN"/>
         </w:rPr>
         <w:t>), लेकिन इस सहायता का तरीका और समय परमेश्वर के हाथों में रहा।</w:t>
+      </w:r>
+      <w:r>
+        <w:rPr>
+          <w:lang w:val="hi_IN" w:bidi="hi_IN"/>
+        </w:rPr>
+      </w:r>
+      <w:r>
+        <w:rPr>
+          <w:lang w:val="hi_IN" w:bidi="hi_IN"/>
+        </w:rPr>
+      </w:r>
+    </w:p>
+    <w:p>
+      <w:pPr/>
+      <w:r>
+        <w:rPr>
+          <w:lang w:val="hi_IN" w:bidi="hi_IN"/>
+        </w:rPr>
+      </w:r>
+    </w:p>
+    <w:p>
+      <w:pPr>
+        <w:pStyle w:val="Heading2"/>
+      </w:pPr>
+      <w:r>
+        <w:rPr>
+          <w:lang w:val="hi_IN" w:bidi="hi_IN"/>
+        </w:rPr>
+        <w:t>भजन संहिता 21:9</w:t>
+      </w:r>
+      <w:r>
+        <w:rPr>
+          <w:lang w:val="hi_IN" w:bidi="hi_IN"/>
+        </w:rPr>
+      </w:r>
+    </w:p>
+    <w:p>
+      <w:pPr/>
+      <w:r>
+        <w:rPr>
+          <w:lang w:val="hi_IN" w:bidi="hi_IN"/>
+        </w:rPr>
+      </w:r>
+      <w:r>
+        <w:rPr>
+          <w:lang w:val="hi_IN" w:bidi="hi_IN"/>
+        </w:rPr>
+        <w:t>जलते हुए भट्ठे और आग दुष्टों पर परमेश्वर के न्याय की गंभीरता को दर्शाती हैं। पुराने नियम में, आग अक्सर पाप के खिलाफ़ परमेश्वर के क्रोध और विनाशकारी न्याय को दर्शाती है (</w:t>
+      </w:r>
+      <w:hyperlink r:id="rId15">
+        <w:r>
+          <w:rPr>
+            <w:lang w:val="hi_IN" w:bidi="hi_IN"/>
+          </w:rPr>
+          <w:rPr>
+            <w:color w:val="0000EE"/>
+            <w:u w:val="single"/>
+          </w:rPr>
+          <w:t>11:6</w:t>
+        </w:r>
+      </w:hyperlink>
+      <w:r>
+        <w:rPr>
+          <w:lang w:val="hi_IN" w:bidi="hi_IN"/>
+        </w:rPr>
+        <w:t xml:space="preserve">; </w:t>
+      </w:r>
+      <w:hyperlink r:id="rId16">
+        <w:r>
+          <w:rPr>
+            <w:lang w:val="hi_IN" w:bidi="hi_IN"/>
+          </w:rPr>
+          <w:rPr>
+            <w:color w:val="0000EE"/>
+            <w:u w:val="single"/>
+          </w:rPr>
+          <w:t>18:8</w:t>
+        </w:r>
+      </w:hyperlink>
+      <w:r>
+        <w:rPr>
+          <w:lang w:val="hi_IN" w:bidi="hi_IN"/>
+        </w:rPr>
+        <w:t xml:space="preserve">; </w:t>
+      </w:r>
+      <w:hyperlink r:id="rId17">
+        <w:r>
+          <w:rPr>
+            <w:lang w:val="hi_IN" w:bidi="hi_IN"/>
+          </w:rPr>
+          <w:rPr>
+            <w:color w:val="0000EE"/>
+            <w:u w:val="single"/>
+          </w:rPr>
+          <w:t>50:3</w:t>
+        </w:r>
+      </w:hyperlink>
+      <w:r>
+        <w:rPr>
+          <w:lang w:val="hi_IN" w:bidi="hi_IN"/>
+        </w:rPr>
+        <w:t xml:space="preserve">; </w:t>
+      </w:r>
+      <w:hyperlink r:id="rId18">
+        <w:r>
+          <w:rPr>
+            <w:lang w:val="hi_IN" w:bidi="hi_IN"/>
+          </w:rPr>
+          <w:rPr>
+            <w:color w:val="0000EE"/>
+            <w:u w:val="single"/>
+          </w:rPr>
+          <w:t>68:2</w:t>
+        </w:r>
+      </w:hyperlink>
+      <w:r>
+        <w:rPr>
+          <w:lang w:val="hi_IN" w:bidi="hi_IN"/>
+        </w:rPr>
+        <w:t xml:space="preserve">; </w:t>
+      </w:r>
+      <w:hyperlink r:id="rId19">
+        <w:r>
+          <w:rPr>
+            <w:lang w:val="hi_IN" w:bidi="hi_IN"/>
+          </w:rPr>
+          <w:rPr>
+            <w:color w:val="0000EE"/>
+            <w:u w:val="single"/>
+          </w:rPr>
+          <w:t>78:21</w:t>
+        </w:r>
+      </w:hyperlink>
+      <w:r>
+        <w:rPr>
+          <w:lang w:val="hi_IN" w:bidi="hi_IN"/>
+        </w:rPr>
+        <w:t xml:space="preserve">; </w:t>
+      </w:r>
+      <w:hyperlink r:id="rId20">
+        <w:r>
+          <w:rPr>
+            <w:lang w:val="hi_IN" w:bidi="hi_IN"/>
+          </w:rPr>
+          <w:rPr>
+            <w:color w:val="0000EE"/>
+            <w:u w:val="single"/>
+          </w:rPr>
+          <w:t>79:5</w:t>
+        </w:r>
+      </w:hyperlink>
+      <w:r>
+        <w:rPr>
+          <w:lang w:val="hi_IN" w:bidi="hi_IN"/>
+        </w:rPr>
+        <w:t xml:space="preserve">; </w:t>
+      </w:r>
+      <w:hyperlink r:id="rId21">
+        <w:r>
+          <w:rPr>
+            <w:lang w:val="hi_IN" w:bidi="hi_IN"/>
+          </w:rPr>
+          <w:rPr>
+            <w:color w:val="0000EE"/>
+            <w:u w:val="single"/>
+          </w:rPr>
+          <w:t>80:16</w:t>
+        </w:r>
+      </w:hyperlink>
+      <w:r>
+        <w:rPr>
+          <w:lang w:val="hi_IN" w:bidi="hi_IN"/>
+        </w:rPr>
+        <w:t xml:space="preserve">; </w:t>
+      </w:r>
+      <w:hyperlink r:id="rId22">
+        <w:r>
+          <w:rPr>
+            <w:lang w:val="hi_IN" w:bidi="hi_IN"/>
+          </w:rPr>
+          <w:rPr>
+            <w:color w:val="0000EE"/>
+            <w:u w:val="single"/>
+          </w:rPr>
+          <w:t>89:46</w:t>
+        </w:r>
+      </w:hyperlink>
+      <w:r>
+        <w:rPr>
+          <w:lang w:val="hi_IN" w:bidi="hi_IN"/>
+        </w:rPr>
+        <w:t xml:space="preserve">; </w:t>
+      </w:r>
+      <w:hyperlink r:id="rId23">
+        <w:r>
+          <w:rPr>
+            <w:lang w:val="hi_IN" w:bidi="hi_IN"/>
+          </w:rPr>
+          <w:rPr>
+            <w:color w:val="0000EE"/>
+            <w:u w:val="single"/>
+          </w:rPr>
+          <w:t>97:3</w:t>
+        </w:r>
+      </w:hyperlink>
+      <w:r>
+        <w:rPr>
+          <w:lang w:val="hi_IN" w:bidi="hi_IN"/>
+        </w:rPr>
+        <w:t xml:space="preserve">; </w:t>
+      </w:r>
+      <w:hyperlink r:id="rId24">
+        <w:r>
+          <w:rPr>
+            <w:lang w:val="hi_IN" w:bidi="hi_IN"/>
+          </w:rPr>
+          <w:rPr>
+            <w:color w:val="0000EE"/>
+            <w:u w:val="single"/>
+          </w:rPr>
+          <w:t>104:4</w:t>
+        </w:r>
+      </w:hyperlink>
+      <w:r>
+        <w:rPr>
+          <w:lang w:val="hi_IN" w:bidi="hi_IN"/>
+        </w:rPr>
+        <w:t xml:space="preserve">; </w:t>
+      </w:r>
+      <w:hyperlink r:id="rId25">
+        <w:r>
+          <w:rPr>
+            <w:lang w:val="hi_IN" w:bidi="hi_IN"/>
+          </w:rPr>
+          <w:rPr>
+            <w:color w:val="0000EE"/>
+            <w:u w:val="single"/>
+          </w:rPr>
+          <w:t>140:10</w:t>
+        </w:r>
+      </w:hyperlink>
+      <w:r>
+        <w:rPr>
+          <w:lang w:val="hi_IN" w:bidi="hi_IN"/>
+        </w:rPr>
+        <w:t xml:space="preserve">; देखें </w:t>
+      </w:r>
+      <w:hyperlink r:id="rId26">
+        <w:r>
+          <w:rPr>
+            <w:lang w:val="hi_IN" w:bidi="hi_IN"/>
+          </w:rPr>
+          <w:rPr>
+            <w:color w:val="0000EE"/>
+            <w:u w:val="single"/>
+          </w:rPr>
+          <w:t>यशा 66:24</w:t>
+        </w:r>
+      </w:hyperlink>
+      <w:r>
+        <w:rPr>
+          <w:lang w:val="hi_IN" w:bidi="hi_IN"/>
+        </w:rPr>
+        <w:t>)।</w:t>
       </w:r>
       <w:r>
         <w:rPr>

--- a/hin/docx/19.content.docx
+++ b/hin/docx/19.content.docx
@@ -543,6 +543,290 @@
             <w:u w:val="single"/>
           </w:rPr>
           <w:t>यशा 66:24</w:t>
+        </w:r>
+      </w:hyperlink>
+      <w:r>
+        <w:rPr>
+          <w:lang w:val="hi_IN" w:bidi="hi_IN"/>
+        </w:rPr>
+        <w:t>)।</w:t>
+      </w:r>
+      <w:r>
+        <w:rPr>
+          <w:lang w:val="hi_IN" w:bidi="hi_IN"/>
+        </w:rPr>
+      </w:r>
+      <w:r>
+        <w:rPr>
+          <w:lang w:val="hi_IN" w:bidi="hi_IN"/>
+        </w:rPr>
+      </w:r>
+    </w:p>
+    <w:p>
+      <w:pPr/>
+      <w:r>
+        <w:rPr>
+          <w:lang w:val="hi_IN" w:bidi="hi_IN"/>
+        </w:rPr>
+      </w:r>
+    </w:p>
+    <w:p>
+      <w:pPr>
+        <w:pStyle w:val="Heading2"/>
+      </w:pPr>
+      <w:r>
+        <w:rPr>
+          <w:lang w:val="hi_IN" w:bidi="hi_IN"/>
+        </w:rPr>
+        <w:t>भजन संहिता 56:1</w:t>
+      </w:r>
+      <w:r>
+        <w:rPr>
+          <w:lang w:val="hi_IN" w:bidi="hi_IN"/>
+        </w:rPr>
+      </w:r>
+    </w:p>
+    <w:p>
+      <w:pPr>
+        <w:pStyle w:val="ListBullet"/>
+        <w:spacing w:line="240" w:lineRule="auto"/>
+        <w:ind w:left="720"/>
+      </w:pPr>
+      <w:r>
+        <w:rPr>
+          <w:lang w:val="hi_IN" w:bidi="hi_IN"/>
+        </w:rPr>
+      </w:r>
+      <w:r>
+        <w:rPr>
+          <w:i/>
+          <w:lang w:val="hi_IN" w:bidi="hi_IN"/>
+        </w:rPr>
+        <w:t>मिक्तम</w:t>
+      </w:r>
+      <w:r>
+        <w:rPr>
+          <w:lang w:val="hi_IN" w:bidi="hi_IN"/>
+        </w:rPr>
+        <w:t>: यह एक साहित्यिक या संगीतमय शब्द हो सकता है।</w:t>
+      </w:r>
+    </w:p>
+    <w:p>
+      <w:pPr>
+        <w:pStyle w:val="ListBullet"/>
+        <w:spacing w:line="240" w:lineRule="auto"/>
+        <w:ind w:left="720"/>
+      </w:pPr>
+      <w:r>
+        <w:rPr>
+          <w:lang w:val="hi_IN" w:bidi="hi_IN"/>
+        </w:rPr>
+      </w:r>
+      <w:r>
+        <w:rPr>
+          <w:lang w:val="hi_IN" w:bidi="hi_IN"/>
+        </w:rPr>
+        <w:t xml:space="preserve">दाऊद को उसकी वफ़ादारी के बारे में चिंतित </w:t>
+      </w:r>
+      <w:r>
+        <w:rPr>
+          <w:i/>
+          <w:lang w:val="hi_IN" w:bidi="hi_IN"/>
+        </w:rPr>
+        <w:t>पलिश्तियों</w:t>
+      </w:r>
+      <w:r>
+        <w:rPr>
+          <w:lang w:val="hi_IN" w:bidi="hi_IN"/>
+        </w:rPr>
+        <w:t xml:space="preserve"> ने </w:t>
+      </w:r>
+      <w:r>
+        <w:rPr>
+          <w:i/>
+          <w:lang w:val="hi_IN" w:bidi="hi_IN"/>
+        </w:rPr>
+        <w:t>पकड़</w:t>
+      </w:r>
+      <w:r>
+        <w:rPr>
+          <w:lang w:val="hi_IN" w:bidi="hi_IN"/>
+        </w:rPr>
+        <w:t xml:space="preserve"> लिया और राजा आकीश के सामने लाया गया (</w:t>
+      </w:r>
+      <w:hyperlink r:id="rId27">
+        <w:r>
+          <w:rPr>
+            <w:lang w:val="hi_IN" w:bidi="hi_IN"/>
+          </w:rPr>
+          <w:rPr>
+            <w:color w:val="0000EE"/>
+            <w:u w:val="single"/>
+          </w:rPr>
+          <w:t>1 शमू 21:10–15</w:t>
+        </w:r>
+      </w:hyperlink>
+      <w:r>
+        <w:rPr>
+          <w:lang w:val="hi_IN" w:bidi="hi_IN"/>
+        </w:rPr>
+        <w:t xml:space="preserve">)। </w:t>
+      </w:r>
+      <w:r>
+        <w:rPr>
+          <w:lang w:val="hi_IN" w:bidi="hi_IN"/>
+        </w:rPr>
+      </w:r>
+      <w:r>
+        <w:rPr>
+          <w:lang w:val="hi_IN" w:bidi="hi_IN"/>
+        </w:rPr>
+      </w:r>
+    </w:p>
+    <w:p>
+      <w:pPr/>
+      <w:r>
+        <w:rPr>
+          <w:lang w:val="hi_IN" w:bidi="hi_IN"/>
+        </w:rPr>
+      </w:r>
+    </w:p>
+    <w:p>
+      <w:pPr>
+        <w:pStyle w:val="Heading2"/>
+      </w:pPr>
+      <w:r>
+        <w:rPr>
+          <w:lang w:val="hi_IN" w:bidi="hi_IN"/>
+        </w:rPr>
+        <w:t>भजन संहिता 88:1</w:t>
+      </w:r>
+      <w:r>
+        <w:rPr>
+          <w:lang w:val="hi_IN" w:bidi="hi_IN"/>
+        </w:rPr>
+      </w:r>
+    </w:p>
+    <w:p>
+      <w:pPr>
+        <w:pStyle w:val="ListBullet"/>
+        <w:spacing w:line="240" w:lineRule="auto"/>
+        <w:ind w:left="720"/>
+      </w:pPr>
+      <w:r>
+        <w:rPr>
+          <w:lang w:val="hi_IN" w:bidi="hi_IN"/>
+        </w:rPr>
+      </w:r>
+      <w:r>
+        <w:rPr>
+          <w:i/>
+          <w:lang w:val="hi_IN" w:bidi="hi_IN"/>
+        </w:rPr>
+        <w:t>मस्किल</w:t>
+      </w:r>
+      <w:r>
+        <w:rPr>
+          <w:lang w:val="hi_IN" w:bidi="hi_IN"/>
+        </w:rPr>
+        <w:t>: यह एक साहित्यिक या संगीत शब्द हो सकता है।</w:t>
+      </w:r>
+    </w:p>
+    <w:p>
+      <w:pPr>
+        <w:pStyle w:val="ListBullet"/>
+        <w:spacing w:line="240" w:lineRule="auto"/>
+        <w:ind w:left="720"/>
+      </w:pPr>
+      <w:r>
+        <w:rPr>
+          <w:lang w:val="hi_IN" w:bidi="hi_IN"/>
+        </w:rPr>
+      </w:r>
+      <w:r>
+        <w:rPr>
+          <w:i/>
+          <w:lang w:val="hi_IN" w:bidi="hi_IN"/>
+        </w:rPr>
+        <w:t>एज्रेही</w:t>
+      </w:r>
+      <w:r>
+        <w:rPr>
+          <w:i/>
+          <w:lang w:val="hi_IN" w:bidi="hi_IN"/>
+        </w:rPr>
+        <w:t xml:space="preserve"> हेमान</w:t>
+      </w:r>
+      <w:r>
+        <w:rPr>
+          <w:lang w:val="hi_IN" w:bidi="hi_IN"/>
+        </w:rPr>
+        <w:t>: हेमान सुलैमान के समय का एक संत हो सकता है (</w:t>
+      </w:r>
+      <w:hyperlink r:id="rId28">
+        <w:r>
+          <w:rPr>
+            <w:lang w:val="hi_IN" w:bidi="hi_IN"/>
+          </w:rPr>
+          <w:rPr>
+            <w:color w:val="0000EE"/>
+            <w:u w:val="single"/>
+          </w:rPr>
+          <w:t>1 रा 4:31</w:t>
+        </w:r>
+      </w:hyperlink>
+      <w:r>
+        <w:rPr>
+          <w:lang w:val="hi_IN" w:bidi="hi_IN"/>
+        </w:rPr>
+        <w:t>), यहूदा का वंशज (</w:t>
+      </w:r>
+      <w:hyperlink r:id="rId29">
+        <w:r>
+          <w:rPr>
+            <w:lang w:val="hi_IN" w:bidi="hi_IN"/>
+          </w:rPr>
+          <w:rPr>
+            <w:color w:val="0000EE"/>
+            <w:u w:val="single"/>
+          </w:rPr>
+          <w:t>1 इति 2:6</w:t>
+        </w:r>
+      </w:hyperlink>
+      <w:r>
+        <w:rPr>
+          <w:lang w:val="hi_IN" w:bidi="hi_IN"/>
+        </w:rPr>
+        <w:t>), या मंदिर में गायन के लिए नियुक्त लेवीय परिवार का सदस्य हो सकता है (</w:t>
+      </w:r>
+      <w:hyperlink r:id="rId30">
+        <w:r>
+          <w:rPr>
+            <w:lang w:val="hi_IN" w:bidi="hi_IN"/>
+          </w:rPr>
+          <w:rPr>
+            <w:color w:val="0000EE"/>
+            <w:u w:val="single"/>
+          </w:rPr>
+          <w:t>1 इति 15:17</w:t>
+        </w:r>
+      </w:hyperlink>
+      <w:r>
+        <w:rPr>
+          <w:lang w:val="hi_IN" w:bidi="hi_IN"/>
+        </w:rPr>
+        <w:t xml:space="preserve">; </w:t>
+      </w:r>
+      <w:hyperlink r:id="rId31">
+        <w:r>
+          <w:rPr>
+            <w:lang w:val="hi_IN" w:bidi="hi_IN"/>
+          </w:rPr>
+          <w:rPr>
+            <w:color w:val="0000EE"/>
+            <w:u w:val="single"/>
+          </w:rPr>
+          <w:t>2 इति 5:12</w:t>
         </w:r>
       </w:hyperlink>
       <w:r>

--- a/hin/docx/19.content.docx
+++ b/hin/docx/19.content.docx
@@ -19,7 +19,7 @@
         <w:rPr>
           <w:lang w:val="hi_IN" w:bidi="hi_IN"/>
         </w:rPr>
-        <w:t>Resource: Tyndale Open Study Notes</w:t>
+        <w:t>Resource: Aquifer Open Study Notes</w:t>
       </w:r>
       <w:r>
         <w:rPr>
@@ -112,7 +112,7 @@
         <w:rPr>
           <w:lang w:val="hi_IN" w:bidi="hi_IN"/>
         </w:rPr>
-        <w:t>Tyndale Open Study Notes</w:t>
+        <w:t>Aquifer Open Study Notes</w:t>
       </w:r>
     </w:p>
     <w:p>

--- a/hin/docx/19.content.docx
+++ b/hin/docx/19.content.docx
@@ -233,54 +233,36 @@
         </w:rPr>
         <w:t xml:space="preserve">दाऊद के जीवन का यह दुखद घटना (देखें </w:t>
       </w:r>
-      <w:hyperlink r:id="rId13">
-        <w:r>
-          <w:rPr>
-            <w:lang w:val="hi_IN" w:bidi="hi_IN"/>
-          </w:rPr>
-          <w:rPr>
-            <w:color w:val="0000EE"/>
-            <w:u w:val="single"/>
-          </w:rPr>
-          <w:t>2 शमू 15–18</w:t>
-        </w:r>
-      </w:hyperlink>
+      <w:r>
+        <w:rPr>
+          <w:lang w:val="hi_IN" w:bidi="hi_IN"/>
+        </w:rPr>
+        <w:t>2 शमू 15–18</w:t>
+      </w:r>
       <w:r>
         <w:rPr>
           <w:lang w:val="hi_IN" w:bidi="hi_IN"/>
         </w:rPr>
         <w:t xml:space="preserve">) पाठकों को </w:t>
       </w:r>
-      <w:hyperlink r:id="rId14">
-        <w:r>
-          <w:rPr>
-            <w:lang w:val="hi_IN" w:bidi="hi_IN"/>
-          </w:rPr>
-          <w:rPr>
-            <w:color w:val="0000EE"/>
-            <w:u w:val="single"/>
-          </w:rPr>
-          <w:t>भज 2</w:t>
-        </w:r>
-      </w:hyperlink>
+      <w:r>
+        <w:rPr>
+          <w:lang w:val="hi_IN" w:bidi="hi_IN"/>
+        </w:rPr>
+        <w:t>भज 2</w:t>
+      </w:r>
       <w:r>
         <w:rPr>
           <w:lang w:val="hi_IN" w:bidi="hi_IN"/>
         </w:rPr>
         <w:t xml:space="preserve"> के प्रतिज्ञाओं को दृष्टिकोण में रखने में मदद करता है। प्रभु ने अपने अभिषिक्त राजा को सहायता दी (</w:t>
       </w:r>
-      <w:hyperlink r:id="rId14">
-        <w:r>
-          <w:rPr>
-            <w:lang w:val="hi_IN" w:bidi="hi_IN"/>
-          </w:rPr>
-          <w:rPr>
-            <w:color w:val="0000EE"/>
-            <w:u w:val="single"/>
-          </w:rPr>
-          <w:t>भज 2</w:t>
-        </w:r>
-      </w:hyperlink>
+      <w:r>
+        <w:rPr>
+          <w:lang w:val="hi_IN" w:bidi="hi_IN"/>
+        </w:rPr>
+        <w:t>भज 2</w:t>
+      </w:r>
       <w:r>
         <w:rPr>
           <w:lang w:val="hi_IN" w:bidi="hi_IN"/>
@@ -335,216 +317,144 @@
         </w:rPr>
         <w:t>जलते हुए भट्ठे और आग दुष्टों पर परमेश्वर के न्याय की गंभीरता को दर्शाती हैं। पुराने नियम में, आग अक्सर पाप के खिलाफ़ परमेश्वर के क्रोध और विनाशकारी न्याय को दर्शाती है (</w:t>
       </w:r>
-      <w:hyperlink r:id="rId15">
-        <w:r>
-          <w:rPr>
-            <w:lang w:val="hi_IN" w:bidi="hi_IN"/>
-          </w:rPr>
-          <w:rPr>
-            <w:color w:val="0000EE"/>
-            <w:u w:val="single"/>
-          </w:rPr>
-          <w:t>11:6</w:t>
-        </w:r>
-      </w:hyperlink>
+      <w:r>
+        <w:rPr>
+          <w:lang w:val="hi_IN" w:bidi="hi_IN"/>
+        </w:rPr>
+        <w:t>11:6</w:t>
+      </w:r>
       <w:r>
         <w:rPr>
           <w:lang w:val="hi_IN" w:bidi="hi_IN"/>
         </w:rPr>
         <w:t xml:space="preserve">; </w:t>
       </w:r>
-      <w:hyperlink r:id="rId16">
-        <w:r>
-          <w:rPr>
-            <w:lang w:val="hi_IN" w:bidi="hi_IN"/>
-          </w:rPr>
-          <w:rPr>
-            <w:color w:val="0000EE"/>
-            <w:u w:val="single"/>
-          </w:rPr>
-          <w:t>18:8</w:t>
-        </w:r>
-      </w:hyperlink>
+      <w:r>
+        <w:rPr>
+          <w:lang w:val="hi_IN" w:bidi="hi_IN"/>
+        </w:rPr>
+        <w:t>18:8</w:t>
+      </w:r>
       <w:r>
         <w:rPr>
           <w:lang w:val="hi_IN" w:bidi="hi_IN"/>
         </w:rPr>
         <w:t xml:space="preserve">; </w:t>
       </w:r>
-      <w:hyperlink r:id="rId17">
-        <w:r>
-          <w:rPr>
-            <w:lang w:val="hi_IN" w:bidi="hi_IN"/>
-          </w:rPr>
-          <w:rPr>
-            <w:color w:val="0000EE"/>
-            <w:u w:val="single"/>
-          </w:rPr>
-          <w:t>50:3</w:t>
-        </w:r>
-      </w:hyperlink>
+      <w:r>
+        <w:rPr>
+          <w:lang w:val="hi_IN" w:bidi="hi_IN"/>
+        </w:rPr>
+        <w:t>50:3</w:t>
+      </w:r>
       <w:r>
         <w:rPr>
           <w:lang w:val="hi_IN" w:bidi="hi_IN"/>
         </w:rPr>
         <w:t xml:space="preserve">; </w:t>
       </w:r>
-      <w:hyperlink r:id="rId18">
-        <w:r>
-          <w:rPr>
-            <w:lang w:val="hi_IN" w:bidi="hi_IN"/>
-          </w:rPr>
-          <w:rPr>
-            <w:color w:val="0000EE"/>
-            <w:u w:val="single"/>
-          </w:rPr>
-          <w:t>68:2</w:t>
-        </w:r>
-      </w:hyperlink>
+      <w:r>
+        <w:rPr>
+          <w:lang w:val="hi_IN" w:bidi="hi_IN"/>
+        </w:rPr>
+        <w:t>68:2</w:t>
+      </w:r>
       <w:r>
         <w:rPr>
           <w:lang w:val="hi_IN" w:bidi="hi_IN"/>
         </w:rPr>
         <w:t xml:space="preserve">; </w:t>
       </w:r>
-      <w:hyperlink r:id="rId19">
-        <w:r>
-          <w:rPr>
-            <w:lang w:val="hi_IN" w:bidi="hi_IN"/>
-          </w:rPr>
-          <w:rPr>
-            <w:color w:val="0000EE"/>
-            <w:u w:val="single"/>
-          </w:rPr>
-          <w:t>78:21</w:t>
-        </w:r>
-      </w:hyperlink>
+      <w:r>
+        <w:rPr>
+          <w:lang w:val="hi_IN" w:bidi="hi_IN"/>
+        </w:rPr>
+        <w:t>78:21</w:t>
+      </w:r>
       <w:r>
         <w:rPr>
           <w:lang w:val="hi_IN" w:bidi="hi_IN"/>
         </w:rPr>
         <w:t xml:space="preserve">; </w:t>
       </w:r>
-      <w:hyperlink r:id="rId20">
-        <w:r>
-          <w:rPr>
-            <w:lang w:val="hi_IN" w:bidi="hi_IN"/>
-          </w:rPr>
-          <w:rPr>
-            <w:color w:val="0000EE"/>
-            <w:u w:val="single"/>
-          </w:rPr>
-          <w:t>79:5</w:t>
-        </w:r>
-      </w:hyperlink>
+      <w:r>
+        <w:rPr>
+          <w:lang w:val="hi_IN" w:bidi="hi_IN"/>
+        </w:rPr>
+        <w:t>79:5</w:t>
+      </w:r>
       <w:r>
         <w:rPr>
           <w:lang w:val="hi_IN" w:bidi="hi_IN"/>
         </w:rPr>
         <w:t xml:space="preserve">; </w:t>
       </w:r>
-      <w:hyperlink r:id="rId21">
-        <w:r>
-          <w:rPr>
-            <w:lang w:val="hi_IN" w:bidi="hi_IN"/>
-          </w:rPr>
-          <w:rPr>
-            <w:color w:val="0000EE"/>
-            <w:u w:val="single"/>
-          </w:rPr>
-          <w:t>80:16</w:t>
-        </w:r>
-      </w:hyperlink>
+      <w:r>
+        <w:rPr>
+          <w:lang w:val="hi_IN" w:bidi="hi_IN"/>
+        </w:rPr>
+        <w:t>80:16</w:t>
+      </w:r>
       <w:r>
         <w:rPr>
           <w:lang w:val="hi_IN" w:bidi="hi_IN"/>
         </w:rPr>
         <w:t xml:space="preserve">; </w:t>
       </w:r>
-      <w:hyperlink r:id="rId22">
-        <w:r>
-          <w:rPr>
-            <w:lang w:val="hi_IN" w:bidi="hi_IN"/>
-          </w:rPr>
-          <w:rPr>
-            <w:color w:val="0000EE"/>
-            <w:u w:val="single"/>
-          </w:rPr>
-          <w:t>89:46</w:t>
-        </w:r>
-      </w:hyperlink>
+      <w:r>
+        <w:rPr>
+          <w:lang w:val="hi_IN" w:bidi="hi_IN"/>
+        </w:rPr>
+        <w:t>89:46</w:t>
+      </w:r>
       <w:r>
         <w:rPr>
           <w:lang w:val="hi_IN" w:bidi="hi_IN"/>
         </w:rPr>
         <w:t xml:space="preserve">; </w:t>
       </w:r>
-      <w:hyperlink r:id="rId23">
-        <w:r>
-          <w:rPr>
-            <w:lang w:val="hi_IN" w:bidi="hi_IN"/>
-          </w:rPr>
-          <w:rPr>
-            <w:color w:val="0000EE"/>
-            <w:u w:val="single"/>
-          </w:rPr>
-          <w:t>97:3</w:t>
-        </w:r>
-      </w:hyperlink>
+      <w:r>
+        <w:rPr>
+          <w:lang w:val="hi_IN" w:bidi="hi_IN"/>
+        </w:rPr>
+        <w:t>97:3</w:t>
+      </w:r>
       <w:r>
         <w:rPr>
           <w:lang w:val="hi_IN" w:bidi="hi_IN"/>
         </w:rPr>
         <w:t xml:space="preserve">; </w:t>
       </w:r>
-      <w:hyperlink r:id="rId24">
-        <w:r>
-          <w:rPr>
-            <w:lang w:val="hi_IN" w:bidi="hi_IN"/>
-          </w:rPr>
-          <w:rPr>
-            <w:color w:val="0000EE"/>
-            <w:u w:val="single"/>
-          </w:rPr>
-          <w:t>104:4</w:t>
-        </w:r>
-      </w:hyperlink>
+      <w:r>
+        <w:rPr>
+          <w:lang w:val="hi_IN" w:bidi="hi_IN"/>
+        </w:rPr>
+        <w:t>104:4</w:t>
+      </w:r>
       <w:r>
         <w:rPr>
           <w:lang w:val="hi_IN" w:bidi="hi_IN"/>
         </w:rPr>
         <w:t xml:space="preserve">; </w:t>
       </w:r>
-      <w:hyperlink r:id="rId25">
-        <w:r>
-          <w:rPr>
-            <w:lang w:val="hi_IN" w:bidi="hi_IN"/>
-          </w:rPr>
-          <w:rPr>
-            <w:color w:val="0000EE"/>
-            <w:u w:val="single"/>
-          </w:rPr>
-          <w:t>140:10</w:t>
-        </w:r>
-      </w:hyperlink>
+      <w:r>
+        <w:rPr>
+          <w:lang w:val="hi_IN" w:bidi="hi_IN"/>
+        </w:rPr>
+        <w:t>140:10</w:t>
+      </w:r>
       <w:r>
         <w:rPr>
           <w:lang w:val="hi_IN" w:bidi="hi_IN"/>
         </w:rPr>
         <w:t xml:space="preserve">; देखें </w:t>
       </w:r>
-      <w:hyperlink r:id="rId26">
-        <w:r>
-          <w:rPr>
-            <w:lang w:val="hi_IN" w:bidi="hi_IN"/>
-          </w:rPr>
-          <w:rPr>
-            <w:color w:val="0000EE"/>
-            <w:u w:val="single"/>
-          </w:rPr>
-          <w:t>यशा 66:24</w:t>
-        </w:r>
-      </w:hyperlink>
+      <w:r>
+        <w:rPr>
+          <w:lang w:val="hi_IN" w:bidi="hi_IN"/>
+        </w:rPr>
+        <w:t>यशा 66:24</w:t>
+      </w:r>
       <w:r>
         <w:rPr>
           <w:lang w:val="hi_IN" w:bidi="hi_IN"/>
@@ -654,18 +564,12 @@
         </w:rPr>
         <w:t xml:space="preserve"> लिया और राजा आकीश के सामने लाया गया (</w:t>
       </w:r>
-      <w:hyperlink r:id="rId27">
-        <w:r>
-          <w:rPr>
-            <w:lang w:val="hi_IN" w:bidi="hi_IN"/>
-          </w:rPr>
-          <w:rPr>
-            <w:color w:val="0000EE"/>
-            <w:u w:val="single"/>
-          </w:rPr>
-          <w:t>1 शमू 21:10–15</w:t>
-        </w:r>
-      </w:hyperlink>
+      <w:r>
+        <w:rPr>
+          <w:lang w:val="hi_IN" w:bidi="hi_IN"/>
+        </w:rPr>
+        <w:t>1 शमू 21:10–15</w:t>
+      </w:r>
       <w:r>
         <w:rPr>
           <w:lang w:val="hi_IN" w:bidi="hi_IN"/>
@@ -763,72 +667,48 @@
         </w:rPr>
         <w:t>: हेमान सुलैमान के समय का एक संत हो सकता है (</w:t>
       </w:r>
-      <w:hyperlink r:id="rId28">
-        <w:r>
-          <w:rPr>
-            <w:lang w:val="hi_IN" w:bidi="hi_IN"/>
-          </w:rPr>
-          <w:rPr>
-            <w:color w:val="0000EE"/>
-            <w:u w:val="single"/>
-          </w:rPr>
-          <w:t>1 रा 4:31</w:t>
-        </w:r>
-      </w:hyperlink>
+      <w:r>
+        <w:rPr>
+          <w:lang w:val="hi_IN" w:bidi="hi_IN"/>
+        </w:rPr>
+        <w:t>1 रा 4:31</w:t>
+      </w:r>
       <w:r>
         <w:rPr>
           <w:lang w:val="hi_IN" w:bidi="hi_IN"/>
         </w:rPr>
         <w:t>), यहूदा का वंशज (</w:t>
       </w:r>
-      <w:hyperlink r:id="rId29">
-        <w:r>
-          <w:rPr>
-            <w:lang w:val="hi_IN" w:bidi="hi_IN"/>
-          </w:rPr>
-          <w:rPr>
-            <w:color w:val="0000EE"/>
-            <w:u w:val="single"/>
-          </w:rPr>
-          <w:t>1 इति 2:6</w:t>
-        </w:r>
-      </w:hyperlink>
+      <w:r>
+        <w:rPr>
+          <w:lang w:val="hi_IN" w:bidi="hi_IN"/>
+        </w:rPr>
+        <w:t>1 इति 2:6</w:t>
+      </w:r>
       <w:r>
         <w:rPr>
           <w:lang w:val="hi_IN" w:bidi="hi_IN"/>
         </w:rPr>
         <w:t>), या मंदिर में गायन के लिए नियुक्त लेवीय परिवार का सदस्य हो सकता है (</w:t>
       </w:r>
-      <w:hyperlink r:id="rId30">
-        <w:r>
-          <w:rPr>
-            <w:lang w:val="hi_IN" w:bidi="hi_IN"/>
-          </w:rPr>
-          <w:rPr>
-            <w:color w:val="0000EE"/>
-            <w:u w:val="single"/>
-          </w:rPr>
-          <w:t>1 इति 15:17</w:t>
-        </w:r>
-      </w:hyperlink>
+      <w:r>
+        <w:rPr>
+          <w:lang w:val="hi_IN" w:bidi="hi_IN"/>
+        </w:rPr>
+        <w:t>1 इति 15:17</w:t>
+      </w:r>
       <w:r>
         <w:rPr>
           <w:lang w:val="hi_IN" w:bidi="hi_IN"/>
         </w:rPr>
         <w:t xml:space="preserve">; </w:t>
       </w:r>
-      <w:hyperlink r:id="rId31">
-        <w:r>
-          <w:rPr>
-            <w:lang w:val="hi_IN" w:bidi="hi_IN"/>
-          </w:rPr>
-          <w:rPr>
-            <w:color w:val="0000EE"/>
-            <w:u w:val="single"/>
-          </w:rPr>
-          <w:t>2 इति 5:12</w:t>
-        </w:r>
-      </w:hyperlink>
+      <w:r>
+        <w:rPr>
+          <w:lang w:val="hi_IN" w:bidi="hi_IN"/>
+        </w:rPr>
+        <w:t>2 इति 5:12</w:t>
+      </w:r>
       <w:r>
         <w:rPr>
           <w:lang w:val="hi_IN" w:bidi="hi_IN"/>
